--- a/backend/templates/cv_job_teal_placeholders.docx
+++ b/backend/templates/cv_job_teal_placeholders.docx
@@ -16,120 +16,171 @@
         <w:tblLook w:val="04A0"/>
       </w:tblPr>
       <w:tblGrid>
-        <w:gridCol w:w="5301"/>
-        <w:gridCol w:w="4337"/>
+        <w:gridCol w:w="5976"/>
+        <w:gridCol w:w="3662"/>
       </w:tblGrid>
       <w:tr>
         <w:tc>
           <w:tcPr>
-            <w:tcW w:w="5301" w:type="dxa"/>
+            <w:tcW w:w="5976" w:type="dxa"/>
+            <w:shd w:val="clear" w:color="auto" w:fill="0A5260"/>
             <w:tcBorders>
               <w:top w:val="nil"/>
               <w:left w:val="nil"/>
               <w:bottom w:val="nil"/>
               <w:right w:val="nil"/>
             </w:tcBorders>
-            <w:vAlign w:val="bottom"/>
+            <w:vAlign w:val="center"/>
             <w:tcMar>
-              <w:top w:w="60" w:type="dxa"/>
-              <w:left w:w="108" w:type="dxa"/>
-              <w:bottom w:w="60" w:type="dxa"/>
-              <w:right w:w="108" w:type="dxa"/>
+              <w:top w:w="0" w:type="dxa"/>
+              <w:left w:w="160" w:type="dxa"/>
+              <w:bottom w:w="0" w:type="dxa"/>
+              <w:right w:w="160" w:type="dxa"/>
             </w:tcMar>
           </w:tcPr>
           <w:p>
             <w:pPr>
-              <w:spacing w:before="80" w:after="20"/>
+              <w:spacing w:before="160" w:after="0"/>
             </w:pPr>
             <w:r>
               <w:rPr>
                 <w:rFonts w:ascii="Calibri" w:hAnsi="Calibri" w:cs="Calibri"/>
                 <w:b/>
                 <w:bCs/>
-                <w:color w:val="0A5260"/>
-                <w:sz w:val="52"/>
-                <w:szCs w:val="52"/>
+                <w:color w:val="FFFFFF"/>
+                <w:sz w:val="64"/>
+                <w:szCs w:val="64"/>
               </w:rPr>
-              <w:t xml:space="preserve">{firstName} {lastName}</w:t>
+              <w:t xml:space="preserve">{firstName}</w:t>
             </w:r>
           </w:p>
           <w:p>
             <w:pPr>
-              <w:spacing w:before="0" w:after="80"/>
+              <w:spacing w:before="0" w:after="30"/>
+            </w:pPr>
+            <w:r>
+              <w:rPr>
+                <w:rFonts w:ascii="Calibri" w:hAnsi="Calibri" w:cs="Calibri"/>
+                <w:b/>
+                <w:bCs/>
+                <w:color w:val="FFFFFF"/>
+                <w:sz w:val="64"/>
+                <w:szCs w:val="64"/>
+              </w:rPr>
+              <w:t xml:space="preserve">{lastName}</w:t>
+            </w:r>
+          </w:p>
+          <w:p>
+            <w:pPr>
+              <w:spacing w:before="0" w:after="30"/>
             </w:pPr>
             <w:r>
               <w:rPr>
                 <w:rFonts w:ascii="Calibri" w:hAnsi="Calibri" w:cs="Calibri"/>
                 <w:i/>
                 <w:iCs/>
-                <w:color w:val="888888"/>
+                <w:color w:val="A8C4CA"/>
                 <w:sz w:val="16"/>
                 <w:szCs w:val="16"/>
               </w:rPr>
               <w:t xml:space="preserve">ΒΙΟΓΡΑΦΙΚΟ ΣΗΜΕΙΩΜΑ</w:t>
             </w:r>
           </w:p>
+          <w:p>
+            <w:pPr>
+              <w:spacing w:before="0" w:after="160"/>
+            </w:pPr>
+            <w:r>
+              <w:rPr>
+                <w:rFonts w:ascii="Calibri" w:hAnsi="Calibri" w:cs="Calibri"/>
+                <w:color w:val="D0E8EC"/>
+                <w:sz w:val="18"/>
+                <w:szCs w:val="18"/>
+              </w:rPr>
+              <w:t xml:space="preserve">{email}</w:t>
+            </w:r>
+            <w:r>
+              <w:rPr>
+                <w:rFonts w:ascii="Calibri" w:hAnsi="Calibri" w:cs="Calibri"/>
+                <w:color w:val="6AACB6"/>
+                <w:sz w:val="18"/>
+                <w:szCs w:val="18"/>
+              </w:rPr>
+              <w:t xml:space="preserve">   ·   </w:t>
+            </w:r>
+            <w:r>
+              <w:rPr>
+                <w:rFonts w:ascii="Calibri" w:hAnsi="Calibri" w:cs="Calibri"/>
+                <w:color w:val="D0E8EC"/>
+                <w:sz w:val="18"/>
+                <w:szCs w:val="18"/>
+              </w:rPr>
+              <w:t xml:space="preserve">{phone}</w:t>
+            </w:r>
+          </w:p>
         </w:tc>
         <w:tc>
           <w:tcPr>
-            <w:tcW w:w="4337" w:type="dxa"/>
+            <w:tcW w:w="3662" w:type="dxa"/>
+            <w:shd w:val="clear" w:color="auto" w:fill="0A5260"/>
             <w:tcBorders>
               <w:top w:val="nil"/>
               <w:left w:val="nil"/>
               <w:bottom w:val="nil"/>
               <w:right w:val="nil"/>
             </w:tcBorders>
-            <w:vAlign w:val="bottom"/>
+            <w:vAlign w:val="center"/>
             <w:tcMar>
-              <w:top w:w="60" w:type="dxa"/>
-              <w:left w:w="108" w:type="dxa"/>
-              <w:bottom w:w="60" w:type="dxa"/>
-              <w:right w:w="108" w:type="dxa"/>
+              <w:top w:w="100" w:type="dxa"/>
+              <w:left w:w="80" w:type="dxa"/>
+              <w:bottom w:w="100" w:type="dxa"/>
+              <w:right w:w="100" w:type="dxa"/>
             </w:tcMar>
           </w:tcPr>
           <w:p>
             <w:pPr>
               <w:jc w:val="right"/>
-              <w:spacing w:before="80" w:after="30"/>
+              <w:spacing w:before="0" w:after="0"/>
             </w:pPr>
             <w:r>
-              <w:rPr>
-                <w:rFonts w:ascii="Calibri" w:hAnsi="Calibri" w:cs="Calibri"/>
-                <w:color w:val="444444"/>
-                <w:sz w:val="16"/>
-                <w:szCs w:val="16"/>
-              </w:rPr>
-              <w:t xml:space="preserve">{email}</w:t>
-            </w:r>
-          </w:p>
-          <w:p>
-            <w:pPr>
-              <w:jc w:val="right"/>
-              <w:spacing w:before="0" w:after="30"/>
-            </w:pPr>
-            <w:r>
-              <w:rPr>
-                <w:rFonts w:ascii="Calibri" w:hAnsi="Calibri" w:cs="Calibri"/>
-                <w:color w:val="444444"/>
-                <w:sz w:val="16"/>
-                <w:szCs w:val="16"/>
-              </w:rPr>
-              <w:t xml:space="preserve">{phone}</w:t>
-            </w:r>
-          </w:p>
-          <w:p>
-            <w:pPr>
-              <w:jc w:val="right"/>
-              <w:spacing w:before="0" w:after="80"/>
-            </w:pPr>
-            <w:r>
-              <w:rPr>
-                <w:rFonts w:ascii="Calibri" w:hAnsi="Calibri" w:cs="Calibri"/>
-                <w:color w:val="888888"/>
-                <w:sz w:val="14"/>
-                <w:szCs w:val="14"/>
-              </w:rPr>
-              <w:t xml:space="preserve">{homeAddress}</w:t>
+              <w:rPr/>
+              <w:drawing>
+                <wp:inline distT="0" distB="0" distL="0" distR="0">
+                  <wp:extent cx="1152000" cy="1440000"/>
+                  <wp:effectExtent l="0" t="0" r="0" b="0"/>
+                  <wp:docPr id="1" name="EmployeePhoto"/>
+                  <wp:cNvGraphicFramePr>
+                    <a:graphicFrameLocks xmlns:a="http://schemas.openxmlformats.org/drawingml/2006/main" noChangeAspect="1"/>
+                  </wp:cNvGraphicFramePr>
+                  <a:graphic xmlns:a="http://schemas.openxmlformats.org/drawingml/2006/main">
+                    <a:graphicData uri="http://schemas.openxmlformats.org/drawingml/2006/picture">
+                      <pic:pic xmlns:pic="http://schemas.openxmlformats.org/drawingml/2006/picture">
+                        <pic:nvPicPr>
+                          <pic:cNvPr id="0" name="EmployeePhoto"/>
+                          <pic:cNvPicPr>
+                            <a:picLocks noChangeAspect="1"/>
+                          </pic:cNvPicPr>
+                        </pic:nvPicPr>
+                        <pic:blipFill>
+                          <a:blip r:embed="rId_employee_photo"/>
+                          <a:stretch>
+                            <a:fillRect/>
+                          </a:stretch>
+                        </pic:blipFill>
+                        <pic:spPr>
+                          <a:xfrm>
+                            <a:off x="0" y="0"/>
+                            <a:ext cx="1152000" cy="1440000"/>
+                          </a:xfrm>
+                          <a:prstGeom prst="rect">
+                            <a:avLst/>
+                          </a:prstGeom>
+                        </pic:spPr>
+                      </pic:pic>
+                    </a:graphicData>
+                  </a:graphic>
+                </wp:inline>
+              </w:drawing>
             </w:r>
           </w:p>
         </w:tc>
@@ -149,16 +200,14 @@
         <w:tblLook w:val="04A0"/>
       </w:tblPr>
       <w:tblGrid>
-        <w:gridCol w:w="9638"/>
+        <w:gridCol w:w="4819"/>
+        <w:gridCol w:w="4819"/>
       </w:tblGrid>
       <w:tr>
-        <w:trPr>
-          <w:trHeight w:val="60" w:hRule="exact"/>
-        </w:trPr>
         <w:tc>
           <w:tcPr>
-            <w:tcW w:w="9638" w:type="dxa"/>
-            <w:shd w:val="clear" w:color="auto" w:fill="0A5260"/>
+            <w:tcW w:w="4819" w:type="dxa"/>
+            <w:shd w:val="clear" w:color="auto" w:fill="DEF0F3"/>
             <w:tcBorders>
               <w:top w:val="nil"/>
               <w:left w:val="nil"/>
@@ -166,16 +215,238 @@
               <w:right w:val="nil"/>
             </w:tcBorders>
             <w:tcMar>
-              <w:top w:w="3" w:type="dxa"/>
-              <w:left w:w="0" w:type="dxa"/>
-              <w:bottom w:w="3" w:type="dxa"/>
-              <w:right w:w="0" w:type="dxa"/>
+              <w:top w:w="60" w:type="dxa"/>
+              <w:left w:w="160" w:type="dxa"/>
+              <w:bottom w:w="60" w:type="dxa"/>
+              <w:right w:w="160" w:type="dxa"/>
             </w:tcMar>
           </w:tcPr>
-          <w:p/>
+          <w:p>
+            <w:pPr>
+              <w:spacing w:before="50" w:after="50"/>
+            </w:pPr>
+            <w:r>
+              <w:rPr>
+                <w:rFonts w:ascii="Calibri" w:hAnsi="Calibri" w:cs="Calibri"/>
+                <w:b/>
+                <w:bCs/>
+                <w:color w:val="444444"/>
+                <w:sz w:val="16"/>
+                <w:szCs w:val="16"/>
+              </w:rPr>
+              <w:t xml:space="preserve">Ημ. Γέννησης: </w:t>
+            </w:r>
+            <w:r>
+              <w:rPr>
+                <w:rFonts w:ascii="Calibri" w:hAnsi="Calibri" w:cs="Calibri"/>
+                <w:color w:val="222222"/>
+                <w:sz w:val="16"/>
+                <w:szCs w:val="16"/>
+              </w:rPr>
+              <w:t xml:space="preserve">{dateOfBirth}</w:t>
+            </w:r>
+          </w:p>
+        </w:tc>
+        <w:tc>
+          <w:tcPr>
+            <w:tcW w:w="4819" w:type="dxa"/>
+            <w:shd w:val="clear" w:color="auto" w:fill="DEF0F3"/>
+            <w:tcBorders>
+              <w:top w:val="nil"/>
+              <w:left w:val="nil"/>
+              <w:bottom w:val="nil"/>
+              <w:right w:val="nil"/>
+            </w:tcBorders>
+            <w:tcMar>
+              <w:top w:w="60" w:type="dxa"/>
+              <w:left w:w="160" w:type="dxa"/>
+              <w:bottom w:w="60" w:type="dxa"/>
+              <w:right w:w="160" w:type="dxa"/>
+            </w:tcMar>
+          </w:tcPr>
+          <w:p>
+            <w:pPr>
+              <w:spacing w:before="50" w:after="50"/>
+            </w:pPr>
+            <w:r>
+              <w:rPr>
+                <w:rFonts w:ascii="Calibri" w:hAnsi="Calibri" w:cs="Calibri"/>
+                <w:b/>
+                <w:bCs/>
+                <w:color w:val="444444"/>
+                <w:sz w:val="16"/>
+                <w:szCs w:val="16"/>
+              </w:rPr>
+              <w:t xml:space="preserve">Τόπος Γέννησης: </w:t>
+            </w:r>
+            <w:r>
+              <w:rPr>
+                <w:rFonts w:ascii="Calibri" w:hAnsi="Calibri" w:cs="Calibri"/>
+                <w:color w:val="222222"/>
+                <w:sz w:val="16"/>
+                <w:szCs w:val="16"/>
+              </w:rPr>
+              <w:t xml:space="preserve">{placeOfBirth}</w:t>
+            </w:r>
+          </w:p>
+        </w:tc>
+      </w:tr>
+      <w:tr>
+        <w:tc>
+          <w:tcPr>
+            <w:tcW w:w="4819" w:type="dxa"/>
+            <w:shd w:val="clear" w:color="auto" w:fill="DEF0F3"/>
+            <w:tcBorders>
+              <w:top w:val="nil"/>
+              <w:left w:val="nil"/>
+              <w:bottom w:val="nil"/>
+              <w:right w:val="nil"/>
+            </w:tcBorders>
+            <w:tcMar>
+              <w:top w:w="60" w:type="dxa"/>
+              <w:left w:w="160" w:type="dxa"/>
+              <w:bottom w:w="60" w:type="dxa"/>
+              <w:right w:w="160" w:type="dxa"/>
+            </w:tcMar>
+          </w:tcPr>
+          <w:p>
+            <w:pPr>
+              <w:spacing w:before="50" w:after="50"/>
+            </w:pPr>
+            <w:r>
+              <w:rPr>
+                <w:rFonts w:ascii="Calibri" w:hAnsi="Calibri" w:cs="Calibri"/>
+                <w:b/>
+                <w:bCs/>
+                <w:color w:val="444444"/>
+                <w:sz w:val="16"/>
+                <w:szCs w:val="16"/>
+              </w:rPr>
+              <w:t xml:space="preserve">Πατρώνυμο: </w:t>
+            </w:r>
+            <w:r>
+              <w:rPr>
+                <w:rFonts w:ascii="Calibri" w:hAnsi="Calibri" w:cs="Calibri"/>
+                <w:color w:val="222222"/>
+                <w:sz w:val="16"/>
+                <w:szCs w:val="16"/>
+              </w:rPr>
+              <w:t xml:space="preserve">{fatherName}</w:t>
+            </w:r>
+          </w:p>
+        </w:tc>
+        <w:tc>
+          <w:tcPr>
+            <w:tcW w:w="4819" w:type="dxa"/>
+            <w:shd w:val="clear" w:color="auto" w:fill="DEF0F3"/>
+            <w:tcBorders>
+              <w:top w:val="nil"/>
+              <w:left w:val="nil"/>
+              <w:bottom w:val="nil"/>
+              <w:right w:val="nil"/>
+            </w:tcBorders>
+            <w:tcMar>
+              <w:top w:w="60" w:type="dxa"/>
+              <w:left w:w="160" w:type="dxa"/>
+              <w:bottom w:w="60" w:type="dxa"/>
+              <w:right w:w="160" w:type="dxa"/>
+            </w:tcMar>
+          </w:tcPr>
+          <w:p>
+            <w:pPr>
+              <w:spacing w:before="50" w:after="50"/>
+            </w:pPr>
+            <w:r>
+              <w:rPr>
+                <w:rFonts w:ascii="Calibri" w:hAnsi="Calibri" w:cs="Calibri"/>
+                <w:b/>
+                <w:bCs/>
+                <w:color w:val="444444"/>
+                <w:sz w:val="16"/>
+                <w:szCs w:val="16"/>
+              </w:rPr>
+              <w:t xml:space="preserve">Μητρώνυμο: </w:t>
+            </w:r>
+            <w:r>
+              <w:rPr>
+                <w:rFonts w:ascii="Calibri" w:hAnsi="Calibri" w:cs="Calibri"/>
+                <w:color w:val="222222"/>
+                <w:sz w:val="16"/>
+                <w:szCs w:val="16"/>
+              </w:rPr>
+              <w:t xml:space="preserve">{motherName}</w:t>
+            </w:r>
+          </w:p>
+        </w:tc>
+      </w:tr>
+      <w:tr>
+        <w:tc>
+          <w:tcPr>
+            <w:tcW w:w="9638" w:type="dxa"/>
+            <w:gridSpan w:val="2"/>
+            <w:shd w:val="clear" w:color="auto" w:fill="DEF0F3"/>
+            <w:tcBorders>
+              <w:top w:val="nil"/>
+              <w:left w:val="nil"/>
+              <w:bottom w:val="nil"/>
+              <w:right w:val="nil"/>
+            </w:tcBorders>
+            <w:tcMar>
+              <w:top w:w="60" w:type="dxa"/>
+              <w:left w:w="160" w:type="dxa"/>
+              <w:bottom w:w="60" w:type="dxa"/>
+              <w:right w:w="160" w:type="dxa"/>
+            </w:tcMar>
+          </w:tcPr>
+          <w:p>
+            <w:pPr>
+              <w:spacing w:before="50" w:after="50"/>
+            </w:pPr>
+            <w:r>
+              <w:rPr>
+                <w:rFonts w:ascii="Calibri" w:hAnsi="Calibri" w:cs="Calibri"/>
+                <w:b/>
+                <w:bCs/>
+                <w:color w:val="444444"/>
+                <w:sz w:val="16"/>
+                <w:szCs w:val="16"/>
+              </w:rPr>
+              <w:t xml:space="preserve">Διεύθυνση: </w:t>
+            </w:r>
+            <w:r>
+              <w:rPr>
+                <w:rFonts w:ascii="Calibri" w:hAnsi="Calibri" w:cs="Calibri"/>
+                <w:color w:val="222222"/>
+                <w:sz w:val="16"/>
+                <w:szCs w:val="16"/>
+              </w:rPr>
+              <w:t xml:space="preserve">{homeAddress}</w:t>
+            </w:r>
+          </w:p>
         </w:tc>
       </w:tr>
     </w:tbl>
+    <w:p>
+      <w:pPr>
+        <w:pBdr>
+          <w:left w:val="single" w:sz="28" w:space="8" w:color="0A5260"/>
+        </w:pBdr>
+        <w:ind w:left="220"/>
+        <w:spacing w:before="180" w:after="80"/>
+      </w:pPr>
+      <w:r>
+        <w:rPr>
+          <w:rFonts w:ascii="Calibri" w:hAnsi="Calibri" w:cs="Calibri"/>
+          <w:b/>
+          <w:bCs/>
+          <w:color w:val="0A5260"/>
+          <w:sz w:val="26"/>
+          <w:szCs w:val="26"/>
+          <w:lang w:val="el-GR"/>
+        </w:rPr>
+        <w:t xml:space="preserve">ΕΚΠΑΙΔΕΥΣΗ</w:t>
+      </w:r>
+    </w:p>
     <w:tbl>
       <w:tblPr>
         <w:tblW w:w="9638" w:type="dxa"/>
@@ -190,18 +461,19 @@
         <w:tblLook w:val="04A0"/>
       </w:tblPr>
       <w:tblGrid>
-        <w:gridCol w:w="3213"/>
-        <w:gridCol w:w="3213"/>
-        <w:gridCol w:w="3212"/>
+        <w:gridCol w:w="3400"/>
+        <w:gridCol w:w="2400"/>
+        <w:gridCol w:w="2300"/>
+        <w:gridCol w:w="1538"/>
       </w:tblGrid>
       <w:tr>
         <w:tc>
           <w:tcPr>
-            <w:tcW w:w="3213" w:type="dxa"/>
+            <w:tcW w:w="3400" w:type="dxa"/>
             <w:tcBorders>
               <w:top w:val="nil"/>
               <w:left w:val="nil"/>
-              <w:bottom w:val="nil"/>
+              <w:bottom w:val="single" w:sz="8" w:space="0" w:color="0A5260"/>
               <w:right w:val="nil"/>
             </w:tcBorders>
             <w:tcMar>
@@ -213,7 +485,7 @@
           </w:tcPr>
           <w:p>
             <w:pPr>
-              <w:spacing w:before="50" w:after="50"/>
+              <w:spacing w:before="60" w:after="60"/>
             </w:pPr>
             <w:r>
               <w:rPr>
@@ -221,54 +493,21 @@
                 <w:b/>
                 <w:bCs/>
                 <w:color w:val="0A5260"/>
-                <w:sz w:val="16"/>
-                <w:szCs w:val="16"/>
+                <w:sz w:val="18"/>
+                <w:szCs w:val="18"/>
+                <w:lang w:val="el-GR"/>
               </w:rPr>
-              <w:t xml:space="preserve">Πατρώνυμο: </w:t>
-            </w:r>
-            <w:r>
-              <w:rPr>
-                <w:rFonts w:ascii="Calibri" w:hAnsi="Calibri" w:cs="Calibri"/>
-                <w:color w:val="333333"/>
-                <w:sz w:val="16"/>
-                <w:szCs w:val="16"/>
-              </w:rPr>
-              <w:t xml:space="preserve">{fatherName}</w:t>
-            </w:r>
-          </w:p>
-          <w:p>
-            <w:pPr>
-              <w:spacing w:before="50" w:after="50"/>
-            </w:pPr>
-            <w:r>
-              <w:rPr>
-                <w:rFonts w:ascii="Calibri" w:hAnsi="Calibri" w:cs="Calibri"/>
-                <w:b/>
-                <w:bCs/>
-                <w:color w:val="0A5260"/>
-                <w:sz w:val="16"/>
-                <w:szCs w:val="16"/>
-              </w:rPr>
-              <w:t xml:space="preserve">Μητρώνυμο: </w:t>
-            </w:r>
-            <w:r>
-              <w:rPr>
-                <w:rFonts w:ascii="Calibri" w:hAnsi="Calibri" w:cs="Calibri"/>
-                <w:color w:val="333333"/>
-                <w:sz w:val="16"/>
-                <w:szCs w:val="16"/>
-              </w:rPr>
-              <w:t xml:space="preserve">{motherName}</w:t>
+              <w:t xml:space="preserve">Ίδρυμα / Σχολή</w:t>
             </w:r>
           </w:p>
         </w:tc>
         <w:tc>
           <w:tcPr>
-            <w:tcW w:w="3213" w:type="dxa"/>
+            <w:tcW w:w="2400" w:type="dxa"/>
             <w:tcBorders>
               <w:top w:val="nil"/>
               <w:left w:val="nil"/>
-              <w:bottom w:val="nil"/>
+              <w:bottom w:val="single" w:sz="8" w:space="0" w:color="0A5260"/>
               <w:right w:val="nil"/>
             </w:tcBorders>
             <w:tcMar>
@@ -280,7 +519,7 @@
           </w:tcPr>
           <w:p>
             <w:pPr>
-              <w:spacing w:before="50" w:after="50"/>
+              <w:spacing w:before="60" w:after="60"/>
             </w:pPr>
             <w:r>
               <w:rPr>
@@ -288,54 +527,21 @@
                 <w:b/>
                 <w:bCs/>
                 <w:color w:val="0A5260"/>
-                <w:sz w:val="16"/>
-                <w:szCs w:val="16"/>
+                <w:sz w:val="18"/>
+                <w:szCs w:val="18"/>
+                <w:lang w:val="el-GR"/>
               </w:rPr>
-              <w:t xml:space="preserve">Ημ. Γέννησης: </w:t>
-            </w:r>
-            <w:r>
-              <w:rPr>
-                <w:rFonts w:ascii="Calibri" w:hAnsi="Calibri" w:cs="Calibri"/>
-                <w:color w:val="333333"/>
-                <w:sz w:val="16"/>
-                <w:szCs w:val="16"/>
-              </w:rPr>
-              <w:t xml:space="preserve">{dateOfBirth}</w:t>
-            </w:r>
-          </w:p>
-          <w:p>
-            <w:pPr>
-              <w:spacing w:before="50" w:after="50"/>
-            </w:pPr>
-            <w:r>
-              <w:rPr>
-                <w:rFonts w:ascii="Calibri" w:hAnsi="Calibri" w:cs="Calibri"/>
-                <w:b/>
-                <w:bCs/>
-                <w:color w:val="0A5260"/>
-                <w:sz w:val="16"/>
-                <w:szCs w:val="16"/>
-              </w:rPr>
-              <w:t xml:space="preserve">Τόπος Γέν.: </w:t>
-            </w:r>
-            <w:r>
-              <w:rPr>
-                <w:rFonts w:ascii="Calibri" w:hAnsi="Calibri" w:cs="Calibri"/>
-                <w:color w:val="333333"/>
-                <w:sz w:val="16"/>
-                <w:szCs w:val="16"/>
-              </w:rPr>
-              <w:t xml:space="preserve">{placeOfBirth}</w:t>
+              <w:t xml:space="preserve">Τίτλος Πτυχίου</w:t>
             </w:r>
           </w:p>
         </w:tc>
         <w:tc>
           <w:tcPr>
-            <w:tcW w:w="3212" w:type="dxa"/>
+            <w:tcW w:w="2300" w:type="dxa"/>
             <w:tcBorders>
               <w:top w:val="nil"/>
               <w:left w:val="nil"/>
-              <w:bottom w:val="nil"/>
+              <w:bottom w:val="single" w:sz="8" w:space="0" w:color="0A5260"/>
               <w:right w:val="nil"/>
             </w:tcBorders>
             <w:tcMar>
@@ -347,7 +553,7 @@
           </w:tcPr>
           <w:p>
             <w:pPr>
-              <w:spacing w:before="50" w:after="50"/>
+              <w:spacing w:before="60" w:after="60"/>
             </w:pPr>
             <w:r>
               <w:rPr>
@@ -355,134 +561,21 @@
                 <w:b/>
                 <w:bCs/>
                 <w:color w:val="0A5260"/>
-                <w:sz w:val="16"/>
-                <w:szCs w:val="16"/>
+                <w:sz w:val="18"/>
+                <w:szCs w:val="18"/>
+                <w:lang w:val="el-GR"/>
               </w:rPr>
-              <w:t xml:space="preserve">Επώνυμο: </w:t>
-            </w:r>
-            <w:r>
-              <w:rPr>
-                <w:rFonts w:ascii="Calibri" w:hAnsi="Calibri" w:cs="Calibri"/>
-                <w:color w:val="333333"/>
-                <w:sz w:val="16"/>
-                <w:szCs w:val="16"/>
-              </w:rPr>
-              <w:t xml:space="preserve">{lastName}</w:t>
-            </w:r>
-          </w:p>
-          <w:p>
-            <w:pPr>
-              <w:spacing w:before="50" w:after="50"/>
-            </w:pPr>
-            <w:r>
-              <w:rPr>
-                <w:rFonts w:ascii="Calibri" w:hAnsi="Calibri" w:cs="Calibri"/>
-                <w:b/>
-                <w:bCs/>
-                <w:color w:val="0A5260"/>
-                <w:sz w:val="16"/>
-                <w:szCs w:val="16"/>
-              </w:rPr>
-              <w:t xml:space="preserve">Όνομα: </w:t>
-            </w:r>
-            <w:r>
-              <w:rPr>
-                <w:rFonts w:ascii="Calibri" w:hAnsi="Calibri" w:cs="Calibri"/>
-                <w:color w:val="333333"/>
-                <w:sz w:val="16"/>
-                <w:szCs w:val="16"/>
-              </w:rPr>
-              <w:t xml:space="preserve">{firstName}</w:t>
+              <w:t xml:space="preserve">Ειδικότητα</w:t>
             </w:r>
           </w:p>
         </w:tc>
-      </w:tr>
-    </w:tbl>
-    <w:tbl>
-      <w:tblPr>
-        <w:tblW w:w="9638" w:type="dxa"/>
-        <w:tblBorders>
-          <w:top w:val="nil"/>
-          <w:left w:val="nil"/>
-          <w:bottom w:val="nil"/>
-          <w:right w:val="nil"/>
-          <w:insideH w:val="nil"/>
-          <w:insideV w:val="nil"/>
-        </w:tblBorders>
-        <w:tblLook w:val="04A0"/>
-      </w:tblPr>
-      <w:tblGrid>
-        <w:gridCol w:w="9638"/>
-      </w:tblGrid>
-      <w:tr>
-        <w:trPr>
-          <w:trHeight w:val="60" w:hRule="exact"/>
-        </w:trPr>
         <w:tc>
           <w:tcPr>
-            <w:tcW w:w="9638" w:type="dxa"/>
-            <w:shd w:val="clear" w:color="auto" w:fill="0A5260"/>
+            <w:tcW w:w="1538" w:type="dxa"/>
             <w:tcBorders>
               <w:top w:val="nil"/>
               <w:left w:val="nil"/>
-              <w:bottom w:val="nil"/>
-              <w:right w:val="nil"/>
-            </w:tcBorders>
-            <w:tcMar>
-              <w:top w:w="3" w:type="dxa"/>
-              <w:left w:w="0" w:type="dxa"/>
-              <w:bottom w:w="3" w:type="dxa"/>
-              <w:right w:w="0" w:type="dxa"/>
-            </w:tcMar>
-          </w:tcPr>
-          <w:p/>
-        </w:tc>
-      </w:tr>
-    </w:tbl>
-    <w:p>
-      <w:pPr>
-        <w:spacing w:before="120" w:after="60"/>
-      </w:pPr>
-      <w:r>
-        <w:rPr>
-          <w:rFonts w:ascii="Calibri" w:hAnsi="Calibri" w:cs="Calibri"/>
-          <w:b/>
-          <w:bCs/>
-          <w:color w:val="0A5260"/>
-          <w:sz w:val="22"/>
-          <w:szCs w:val="22"/>
-          <w:lang w:val="el-GR"/>
-        </w:rPr>
-        <w:t xml:space="preserve">ΕΚΠΑΙΔΕΥΣΗ</w:t>
-      </w:r>
-    </w:p>
-    <w:tbl>
-      <w:tblPr>
-        <w:tblW w:w="9638" w:type="dxa"/>
-        <w:tblBorders>
-          <w:top w:val="nil"/>
-          <w:left w:val="nil"/>
-          <w:bottom w:val="nil"/>
-          <w:right w:val="nil"/>
-          <w:insideH w:val="single" w:sz="4" w:color="E8EBEF"/>
-          <w:insideV w:val="nil"/>
-        </w:tblBorders>
-        <w:tblLook w:val="04A0"/>
-      </w:tblPr>
-      <w:tblGrid>
-        <w:gridCol w:w="3300"/>
-        <w:gridCol w:w="2350"/>
-        <w:gridCol w:w="2350"/>
-        <w:gridCol w:w="1638"/>
-      </w:tblGrid>
-      <w:tr>
-        <w:tc>
-          <w:tcPr>
-            <w:tcW w:w="3300" w:type="dxa"/>
-            <w:tcBorders>
-              <w:top w:val="nil"/>
-              <w:left w:val="nil"/>
-              <w:bottom w:val="single" w:sz="4" w:color="0A5260"/>
+              <w:bottom w:val="single" w:sz="8" w:space="0" w:color="0A5260"/>
               <w:right w:val="nil"/>
             </w:tcBorders>
             <w:tcMar>
@@ -494,29 +587,31 @@
           </w:tcPr>
           <w:p>
             <w:pPr>
-              <w:spacing w:before="40" w:after="40"/>
+              <w:spacing w:before="60" w:after="60"/>
             </w:pPr>
             <w:r>
               <w:rPr>
                 <w:rFonts w:ascii="Calibri" w:hAnsi="Calibri" w:cs="Calibri"/>
                 <w:b/>
                 <w:bCs/>
-                <w:color w:val="555555"/>
-                <w:sz w:val="16"/>
-                <w:szCs w:val="16"/>
+                <w:color w:val="0A5260"/>
+                <w:sz w:val="18"/>
+                <w:szCs w:val="18"/>
                 <w:lang w:val="el-GR"/>
               </w:rPr>
-              <w:t xml:space="preserve">Ίδρυμα / Σχολή</w:t>
+              <w:t xml:space="preserve">Ημερομηνία</w:t>
             </w:r>
           </w:p>
         </w:tc>
+      </w:tr>
+      <w:tr>
         <w:tc>
           <w:tcPr>
-            <w:tcW w:w="2350" w:type="dxa"/>
+            <w:tcW w:w="3400" w:type="dxa"/>
             <w:tcBorders>
               <w:top w:val="nil"/>
               <w:left w:val="nil"/>
-              <w:bottom w:val="single" w:sz="4" w:color="0A5260"/>
+              <w:bottom w:val="single" w:sz="4" w:space="0" w:color="E8ECF0"/>
               <w:right w:val="nil"/>
             </w:tcBorders>
             <w:tcMar>
@@ -528,29 +623,27 @@
           </w:tcPr>
           <w:p>
             <w:pPr>
-              <w:spacing w:before="40" w:after="40"/>
+              <w:spacing w:before="70" w:after="70"/>
             </w:pPr>
             <w:r>
               <w:rPr>
                 <w:rFonts w:ascii="Calibri" w:hAnsi="Calibri" w:cs="Calibri"/>
-                <w:b/>
-                <w:bCs/>
-                <w:color w:val="555555"/>
-                <w:sz w:val="16"/>
-                <w:szCs w:val="16"/>
+                <w:color w:val="2D3748"/>
+                <w:sz w:val="20"/>
+                <w:szCs w:val="20"/>
                 <w:lang w:val="el-GR"/>
               </w:rPr>
-              <w:t xml:space="preserve">Τίτλος Πτυχίου</w:t>
+              <w:t xml:space="preserve">{#educationOnlyRows}{institutionFull}</w:t>
             </w:r>
           </w:p>
         </w:tc>
         <w:tc>
           <w:tcPr>
-            <w:tcW w:w="2350" w:type="dxa"/>
+            <w:tcW w:w="2400" w:type="dxa"/>
             <w:tcBorders>
               <w:top w:val="nil"/>
               <w:left w:val="nil"/>
-              <w:bottom w:val="single" w:sz="4" w:color="0A5260"/>
+              <w:bottom w:val="single" w:sz="4" w:space="0" w:color="E8ECF0"/>
               <w:right w:val="nil"/>
             </w:tcBorders>
             <w:tcMar>
@@ -562,29 +655,27 @@
           </w:tcPr>
           <w:p>
             <w:pPr>
-              <w:spacing w:before="40" w:after="40"/>
+              <w:spacing w:before="70" w:after="70"/>
             </w:pPr>
             <w:r>
               <w:rPr>
                 <w:rFonts w:ascii="Calibri" w:hAnsi="Calibri" w:cs="Calibri"/>
-                <w:b/>
-                <w:bCs/>
-                <w:color w:val="555555"/>
-                <w:sz w:val="16"/>
-                <w:szCs w:val="16"/>
+                <w:color w:val="2D3748"/>
+                <w:sz w:val="20"/>
+                <w:szCs w:val="20"/>
                 <w:lang w:val="el-GR"/>
               </w:rPr>
-              <w:t xml:space="preserve">Ειδικότητα</w:t>
+              <w:t xml:space="preserve">{degreeTitle}</w:t>
             </w:r>
           </w:p>
         </w:tc>
         <w:tc>
           <w:tcPr>
-            <w:tcW w:w="1638" w:type="dxa"/>
+            <w:tcW w:w="2300" w:type="dxa"/>
             <w:tcBorders>
               <w:top w:val="nil"/>
               <w:left w:val="nil"/>
-              <w:bottom w:val="single" w:sz="4" w:color="0A5260"/>
+              <w:bottom w:val="single" w:sz="4" w:space="0" w:color="E8ECF0"/>
               <w:right w:val="nil"/>
             </w:tcBorders>
             <w:tcMar>
@@ -596,31 +687,27 @@
           </w:tcPr>
           <w:p>
             <w:pPr>
-              <w:spacing w:before="40" w:after="40"/>
+              <w:spacing w:before="70" w:after="70"/>
             </w:pPr>
             <w:r>
               <w:rPr>
                 <w:rFonts w:ascii="Calibri" w:hAnsi="Calibri" w:cs="Calibri"/>
-                <w:b/>
-                <w:bCs/>
-                <w:color w:val="555555"/>
-                <w:sz w:val="16"/>
-                <w:szCs w:val="16"/>
+                <w:color w:val="2D3748"/>
+                <w:sz w:val="20"/>
+                <w:szCs w:val="20"/>
                 <w:lang w:val="el-GR"/>
               </w:rPr>
-              <w:t xml:space="preserve">Ημερομηνία</w:t>
+              <w:t xml:space="preserve">{specialization}</w:t>
             </w:r>
           </w:p>
         </w:tc>
-      </w:tr>
-      <w:tr>
         <w:tc>
           <w:tcPr>
-            <w:tcW w:w="3300" w:type="dxa"/>
+            <w:tcW w:w="1538" w:type="dxa"/>
             <w:tcBorders>
               <w:top w:val="nil"/>
               <w:left w:val="nil"/>
-              <w:bottom w:val="nil"/>
+              <w:bottom w:val="single" w:sz="4" w:space="0" w:color="E8ECF0"/>
               <w:right w:val="nil"/>
             </w:tcBorders>
             <w:tcMar>
@@ -632,106 +719,14 @@
           </w:tcPr>
           <w:p>
             <w:pPr>
-              <w:spacing w:before="50" w:after="50"/>
+              <w:spacing w:before="70" w:after="70"/>
             </w:pPr>
             <w:r>
               <w:rPr>
                 <w:rFonts w:ascii="Calibri" w:hAnsi="Calibri" w:cs="Calibri"/>
-                <w:sz w:val="18"/>
-                <w:szCs w:val="18"/>
-                <w:lang w:val="el-GR"/>
-              </w:rPr>
-              <w:t xml:space="preserve">{#educationOnlyRows}{institutionFull}</w:t>
-            </w:r>
-          </w:p>
-        </w:tc>
-        <w:tc>
-          <w:tcPr>
-            <w:tcW w:w="2350" w:type="dxa"/>
-            <w:tcBorders>
-              <w:top w:val="nil"/>
-              <w:left w:val="nil"/>
-              <w:bottom w:val="nil"/>
-              <w:right w:val="nil"/>
-            </w:tcBorders>
-            <w:tcMar>
-              <w:top w:w="60" w:type="dxa"/>
-              <w:left w:w="108" w:type="dxa"/>
-              <w:bottom w:w="60" w:type="dxa"/>
-              <w:right w:w="108" w:type="dxa"/>
-            </w:tcMar>
-          </w:tcPr>
-          <w:p>
-            <w:pPr>
-              <w:spacing w:before="50" w:after="50"/>
-            </w:pPr>
-            <w:r>
-              <w:rPr>
-                <w:rFonts w:ascii="Calibri" w:hAnsi="Calibri" w:cs="Calibri"/>
-                <w:sz w:val="18"/>
-                <w:szCs w:val="18"/>
-                <w:lang w:val="el-GR"/>
-              </w:rPr>
-              <w:t xml:space="preserve">{degreeTitle}</w:t>
-            </w:r>
-          </w:p>
-        </w:tc>
-        <w:tc>
-          <w:tcPr>
-            <w:tcW w:w="2350" w:type="dxa"/>
-            <w:tcBorders>
-              <w:top w:val="nil"/>
-              <w:left w:val="nil"/>
-              <w:bottom w:val="nil"/>
-              <w:right w:val="nil"/>
-            </w:tcBorders>
-            <w:tcMar>
-              <w:top w:w="60" w:type="dxa"/>
-              <w:left w:w="108" w:type="dxa"/>
-              <w:bottom w:w="60" w:type="dxa"/>
-              <w:right w:w="108" w:type="dxa"/>
-            </w:tcMar>
-          </w:tcPr>
-          <w:p>
-            <w:pPr>
-              <w:spacing w:before="50" w:after="50"/>
-            </w:pPr>
-            <w:r>
-              <w:rPr>
-                <w:rFonts w:ascii="Calibri" w:hAnsi="Calibri" w:cs="Calibri"/>
-                <w:sz w:val="18"/>
-                <w:szCs w:val="18"/>
-                <w:lang w:val="el-GR"/>
-              </w:rPr>
-              <w:t xml:space="preserve">{specialization}</w:t>
-            </w:r>
-          </w:p>
-        </w:tc>
-        <w:tc>
-          <w:tcPr>
-            <w:tcW w:w="1638" w:type="dxa"/>
-            <w:tcBorders>
-              <w:top w:val="nil"/>
-              <w:left w:val="nil"/>
-              <w:bottom w:val="nil"/>
-              <w:right w:val="nil"/>
-            </w:tcBorders>
-            <w:tcMar>
-              <w:top w:w="60" w:type="dxa"/>
-              <w:left w:w="108" w:type="dxa"/>
-              <w:bottom w:w="60" w:type="dxa"/>
-              <w:right w:w="108" w:type="dxa"/>
-            </w:tcMar>
-          </w:tcPr>
-          <w:p>
-            <w:pPr>
-              <w:spacing w:before="50" w:after="50"/>
-            </w:pPr>
-            <w:r>
-              <w:rPr>
-                <w:rFonts w:ascii="Calibri" w:hAnsi="Calibri" w:cs="Calibri"/>
-                <w:sz w:val="18"/>
-                <w:szCs w:val="18"/>
+                <w:color w:val="2D3748"/>
+                <w:sz w:val="20"/>
+                <w:szCs w:val="20"/>
                 <w:lang w:val="el-GR"/>
               </w:rPr>
               <w:t xml:space="preserve">{dateAwarded}{/educationOnlyRows}</w:t>
@@ -742,7 +737,24 @@
     </w:tbl>
     <w:p>
       <w:pPr>
-        <w:spacing w:before="120" w:after="60"/>
+        <w:spacing w:before="0" w:after="0"/>
+      </w:pPr>
+      <w:r>
+        <w:rPr>
+          <w:color w:val="FFFFFF"/>
+          <w:sz w:val="2"/>
+          <w:szCs w:val="2"/>
+        </w:rPr>
+        <w:t>{#hasLanguages}</w:t>
+      </w:r>
+    </w:p>
+    <w:p>
+      <w:pPr>
+        <w:pBdr>
+          <w:left w:val="single" w:sz="28" w:space="8" w:color="0A5260"/>
+        </w:pBdr>
+        <w:ind w:left="220"/>
+        <w:spacing w:before="180" w:after="80"/>
       </w:pPr>
       <w:r>
         <w:rPr>
@@ -750,323 +762,8 @@
           <w:b/>
           <w:bCs/>
           <w:color w:val="0A5260"/>
-          <w:sz w:val="22"/>
-          <w:szCs w:val="22"/>
-          <w:lang w:val="el-GR"/>
-        </w:rPr>
-        <w:t xml:space="preserve">ΕΠΑΓΓΕΛΜΑΤΙΚΗ ΕΜΠΕΙΡΙΑ</w:t>
-      </w:r>
-    </w:p>
-    <w:tbl>
-      <w:tblPr>
-        <w:tblW w:w="9638" w:type="dxa"/>
-        <w:tblBorders>
-          <w:top w:val="nil"/>
-          <w:left w:val="nil"/>
-          <w:bottom w:val="nil"/>
-          <w:right w:val="nil"/>
-          <w:insideH w:val="single" w:sz="4" w:color="E8EBEF"/>
-          <w:insideV w:val="nil"/>
-        </w:tblBorders>
-        <w:tblLook w:val="04A0"/>
-      </w:tblPr>
-      <w:tblGrid>
-        <w:gridCol w:w="3100"/>
-        <w:gridCol w:w="2200"/>
-        <w:gridCol w:w="2700"/>
-        <w:gridCol w:w="1638"/>
-      </w:tblGrid>
-      <w:tr>
-        <w:tc>
-          <w:tcPr>
-            <w:tcW w:w="3100" w:type="dxa"/>
-            <w:tcBorders>
-              <w:top w:val="nil"/>
-              <w:left w:val="nil"/>
-              <w:bottom w:val="single" w:sz="4" w:color="0A5260"/>
-              <w:right w:val="nil"/>
-            </w:tcBorders>
-            <w:tcMar>
-              <w:top w:w="60" w:type="dxa"/>
-              <w:left w:w="108" w:type="dxa"/>
-              <w:bottom w:w="60" w:type="dxa"/>
-              <w:right w:w="108" w:type="dxa"/>
-            </w:tcMar>
-          </w:tcPr>
-          <w:p>
-            <w:pPr>
-              <w:spacing w:before="40" w:after="40"/>
-            </w:pPr>
-            <w:r>
-              <w:rPr>
-                <w:rFonts w:ascii="Calibri" w:hAnsi="Calibri" w:cs="Calibri"/>
-                <w:b/>
-                <w:bCs/>
-                <w:color w:val="555555"/>
-                <w:sz w:val="16"/>
-                <w:szCs w:val="16"/>
-                <w:lang w:val="el-GR"/>
-              </w:rPr>
-              <w:t xml:space="preserve">Έργο / Θέση</w:t>
-            </w:r>
-          </w:p>
-        </w:tc>
-        <w:tc>
-          <w:tcPr>
-            <w:tcW w:w="2200" w:type="dxa"/>
-            <w:tcBorders>
-              <w:top w:val="nil"/>
-              <w:left w:val="nil"/>
-              <w:bottom w:val="single" w:sz="4" w:color="0A5260"/>
-              <w:right w:val="nil"/>
-            </w:tcBorders>
-            <w:tcMar>
-              <w:top w:w="60" w:type="dxa"/>
-              <w:left w:w="108" w:type="dxa"/>
-              <w:bottom w:w="60" w:type="dxa"/>
-              <w:right w:w="108" w:type="dxa"/>
-            </w:tcMar>
-          </w:tcPr>
-          <w:p>
-            <w:pPr>
-              <w:spacing w:before="40" w:after="40"/>
-            </w:pPr>
-            <w:r>
-              <w:rPr>
-                <w:rFonts w:ascii="Calibri" w:hAnsi="Calibri" w:cs="Calibri"/>
-                <w:b/>
-                <w:bCs/>
-                <w:color w:val="555555"/>
-                <w:sz w:val="16"/>
-                <w:szCs w:val="16"/>
-                <w:lang w:val="el-GR"/>
-              </w:rPr>
-              <w:t xml:space="preserve">Εργοδότης</w:t>
-            </w:r>
-          </w:p>
-        </w:tc>
-        <w:tc>
-          <w:tcPr>
-            <w:tcW w:w="2700" w:type="dxa"/>
-            <w:tcBorders>
-              <w:top w:val="nil"/>
-              <w:left w:val="nil"/>
-              <w:bottom w:val="single" w:sz="4" w:color="0A5260"/>
-              <w:right w:val="nil"/>
-            </w:tcBorders>
-            <w:tcMar>
-              <w:top w:w="60" w:type="dxa"/>
-              <w:left w:w="108" w:type="dxa"/>
-              <w:bottom w:w="60" w:type="dxa"/>
-              <w:right w:w="108" w:type="dxa"/>
-            </w:tcMar>
-          </w:tcPr>
-          <w:p>
-            <w:pPr>
-              <w:spacing w:before="40" w:after="40"/>
-            </w:pPr>
-            <w:r>
-              <w:rPr>
-                <w:rFonts w:ascii="Calibri" w:hAnsi="Calibri" w:cs="Calibri"/>
-                <w:b/>
-                <w:bCs/>
-                <w:color w:val="555555"/>
-                <w:sz w:val="16"/>
-                <w:szCs w:val="16"/>
-                <w:lang w:val="el-GR"/>
-              </w:rPr>
-              <w:t xml:space="preserve">Ρόλος</w:t>
-            </w:r>
-          </w:p>
-        </w:tc>
-        <w:tc>
-          <w:tcPr>
-            <w:tcW w:w="1638" w:type="dxa"/>
-            <w:tcBorders>
-              <w:top w:val="nil"/>
-              <w:left w:val="nil"/>
-              <w:bottom w:val="single" w:sz="4" w:color="0A5260"/>
-              <w:right w:val="nil"/>
-            </w:tcBorders>
-            <w:tcMar>
-              <w:top w:w="60" w:type="dxa"/>
-              <w:left w:w="108" w:type="dxa"/>
-              <w:bottom w:w="60" w:type="dxa"/>
-              <w:right w:w="108" w:type="dxa"/>
-            </w:tcMar>
-          </w:tcPr>
-          <w:p>
-            <w:pPr>
-              <w:spacing w:before="40" w:after="40"/>
-            </w:pPr>
-            <w:r>
-              <w:rPr>
-                <w:rFonts w:ascii="Calibri" w:hAnsi="Calibri" w:cs="Calibri"/>
-                <w:b/>
-                <w:bCs/>
-                <w:color w:val="555555"/>
-                <w:sz w:val="16"/>
-                <w:szCs w:val="16"/>
-                <w:lang w:val="el-GR"/>
-              </w:rPr>
-              <w:t xml:space="preserve">Περίοδος</w:t>
-            </w:r>
-          </w:p>
-        </w:tc>
-      </w:tr>
-      <w:tr>
-        <w:tc>
-          <w:tcPr>
-            <w:tcW w:w="3100" w:type="dxa"/>
-            <w:tcBorders>
-              <w:top w:val="nil"/>
-              <w:left w:val="nil"/>
-              <w:bottom w:val="nil"/>
-              <w:right w:val="nil"/>
-            </w:tcBorders>
-            <w:tcMar>
-              <w:top w:w="60" w:type="dxa"/>
-              <w:left w:w="108" w:type="dxa"/>
-              <w:bottom w:w="60" w:type="dxa"/>
-              <w:right w:w="108" w:type="dxa"/>
-            </w:tcMar>
-          </w:tcPr>
-          <w:p>
-            <w:pPr>
-              <w:spacing w:before="50" w:after="50"/>
-            </w:pPr>
-            <w:r>
-              <w:rPr>
-                <w:rFonts w:ascii="Calibri" w:hAnsi="Calibri" w:cs="Calibri"/>
-                <w:sz w:val="18"/>
-                <w:szCs w:val="18"/>
-                <w:lang w:val="el-GR"/>
-              </w:rPr>
-              <w:t xml:space="preserve">{#experienceRows}{projectText}</w:t>
-            </w:r>
-          </w:p>
-        </w:tc>
-        <w:tc>
-          <w:tcPr>
-            <w:tcW w:w="2200" w:type="dxa"/>
-            <w:tcBorders>
-              <w:top w:val="nil"/>
-              <w:left w:val="nil"/>
-              <w:bottom w:val="nil"/>
-              <w:right w:val="nil"/>
-            </w:tcBorders>
-            <w:tcMar>
-              <w:top w:w="60" w:type="dxa"/>
-              <w:left w:w="108" w:type="dxa"/>
-              <w:bottom w:w="60" w:type="dxa"/>
-              <w:right w:w="108" w:type="dxa"/>
-            </w:tcMar>
-          </w:tcPr>
-          <w:p>
-            <w:pPr>
-              <w:spacing w:before="50" w:after="50"/>
-            </w:pPr>
-            <w:r>
-              <w:rPr>
-                <w:rFonts w:ascii="Calibri" w:hAnsi="Calibri" w:cs="Calibri"/>
-                <w:sz w:val="18"/>
-                <w:szCs w:val="18"/>
-                <w:lang w:val="el-GR"/>
-              </w:rPr>
-              <w:t xml:space="preserve">{employerName}</w:t>
-            </w:r>
-          </w:p>
-        </w:tc>
-        <w:tc>
-          <w:tcPr>
-            <w:tcW w:w="2700" w:type="dxa"/>
-            <w:tcBorders>
-              <w:top w:val="nil"/>
-              <w:left w:val="nil"/>
-              <w:bottom w:val="nil"/>
-              <w:right w:val="nil"/>
-            </w:tcBorders>
-            <w:tcMar>
-              <w:top w:w="60" w:type="dxa"/>
-              <w:left w:w="108" w:type="dxa"/>
-              <w:bottom w:w="60" w:type="dxa"/>
-              <w:right w:w="108" w:type="dxa"/>
-            </w:tcMar>
-          </w:tcPr>
-          <w:p>
-            <w:pPr>
-              <w:spacing w:before="50" w:after="50"/>
-            </w:pPr>
-            <w:r>
-              <w:rPr>
-                <w:rFonts w:ascii="Calibri" w:hAnsi="Calibri" w:cs="Calibri"/>
-                <w:sz w:val="18"/>
-                <w:szCs w:val="18"/>
-                <w:lang w:val="el-GR"/>
-              </w:rPr>
-              <w:t xml:space="preserve">{roleName}</w:t>
-            </w:r>
-          </w:p>
-        </w:tc>
-        <w:tc>
-          <w:tcPr>
-            <w:tcW w:w="1638" w:type="dxa"/>
-            <w:tcBorders>
-              <w:top w:val="nil"/>
-              <w:left w:val="nil"/>
-              <w:bottom w:val="nil"/>
-              <w:right w:val="nil"/>
-            </w:tcBorders>
-            <w:tcMar>
-              <w:top w:w="60" w:type="dxa"/>
-              <w:left w:w="108" w:type="dxa"/>
-              <w:bottom w:w="60" w:type="dxa"/>
-              <w:right w:w="108" w:type="dxa"/>
-            </w:tcMar>
-          </w:tcPr>
-          <w:p>
-            <w:pPr>
-              <w:spacing w:before="50" w:after="50"/>
-            </w:pPr>
-            <w:r>
-              <w:rPr>
-                <w:rFonts w:ascii="Calibri" w:hAnsi="Calibri" w:cs="Calibri"/>
-                <w:sz w:val="18"/>
-                <w:szCs w:val="18"/>
-                <w:lang w:val="el-GR"/>
-              </w:rPr>
-              <w:t xml:space="preserve">{period}{/experienceRows}</w:t>
-            </w:r>
-          </w:p>
-        </w:tc>
-      </w:tr>
-    </w:tbl>
-    <w:p>
-      <w:pPr>
-        <w:spacing w:before="0" w:after="0"/>
-      </w:pPr>
-      <w:r>
-        <w:rPr>
-          <w:rFonts w:ascii="Calibri" w:hAnsi="Calibri" w:cs="Calibri"/>
-          <w:color w:val="FFFFFF"/>
-          <w:sz w:val="2"/>
-          <w:szCs w:val="2"/>
-        </w:rPr>
-        <w:t xml:space="preserve">{#hasLanguages}</w:t>
-      </w:r>
-    </w:p>
-    <w:p>
-      <w:pPr>
-        <w:spacing w:before="120" w:after="60"/>
-      </w:pPr>
-      <w:r>
-        <w:rPr>
-          <w:rFonts w:ascii="Calibri" w:hAnsi="Calibri" w:cs="Calibri"/>
-          <w:b/>
-          <w:bCs/>
-          <w:color w:val="0A5260"/>
-          <w:sz w:val="22"/>
-          <w:szCs w:val="22"/>
+          <w:sz w:val="26"/>
+          <w:szCs w:val="26"/>
           <w:lang w:val="el-GR"/>
         </w:rPr>
         <w:t xml:space="preserve">ΓΛΩΣΣΕΣ</w:t>
@@ -1080,7 +777,7 @@
           <w:left w:val="nil"/>
           <w:bottom w:val="nil"/>
           <w:right w:val="nil"/>
-          <w:insideH w:val="single" w:sz="4" w:color="E8EBEF"/>
+          <w:insideH w:val="nil"/>
           <w:insideV w:val="nil"/>
         </w:tblBorders>
         <w:tblLook w:val="04A0"/>
@@ -1097,7 +794,7 @@
             <w:tcBorders>
               <w:top w:val="nil"/>
               <w:left w:val="nil"/>
-              <w:bottom w:val="single" w:sz="4" w:color="0A5260"/>
+              <w:bottom w:val="single" w:sz="8" w:space="0" w:color="0A5260"/>
               <w:right w:val="nil"/>
             </w:tcBorders>
             <w:tcMar>
@@ -1109,16 +806,16 @@
           </w:tcPr>
           <w:p>
             <w:pPr>
-              <w:spacing w:before="40" w:after="40"/>
+              <w:spacing w:before="60" w:after="60"/>
             </w:pPr>
             <w:r>
               <w:rPr>
                 <w:rFonts w:ascii="Calibri" w:hAnsi="Calibri" w:cs="Calibri"/>
                 <w:b/>
                 <w:bCs/>
-                <w:color w:val="555555"/>
-                <w:sz w:val="16"/>
-                <w:szCs w:val="16"/>
+                <w:color w:val="0A5260"/>
+                <w:sz w:val="18"/>
+                <w:szCs w:val="18"/>
                 <w:lang w:val="el-GR"/>
               </w:rPr>
               <w:t xml:space="preserve">Γλώσσα</w:t>
@@ -1131,7 +828,7 @@
             <w:tcBorders>
               <w:top w:val="nil"/>
               <w:left w:val="nil"/>
-              <w:bottom w:val="single" w:sz="4" w:color="0A5260"/>
+              <w:bottom w:val="single" w:sz="8" w:space="0" w:color="0A5260"/>
               <w:right w:val="nil"/>
             </w:tcBorders>
             <w:tcMar>
@@ -1143,16 +840,16 @@
           </w:tcPr>
           <w:p>
             <w:pPr>
-              <w:spacing w:before="40" w:after="40"/>
+              <w:spacing w:before="60" w:after="60"/>
             </w:pPr>
             <w:r>
               <w:rPr>
                 <w:rFonts w:ascii="Calibri" w:hAnsi="Calibri" w:cs="Calibri"/>
                 <w:b/>
                 <w:bCs/>
-                <w:color w:val="555555"/>
-                <w:sz w:val="16"/>
-                <w:szCs w:val="16"/>
+                <w:color w:val="0A5260"/>
+                <w:sz w:val="18"/>
+                <w:szCs w:val="18"/>
                 <w:lang w:val="el-GR"/>
               </w:rPr>
               <w:t xml:space="preserve">Τίτλος / Πιστοποιητικό</w:t>
@@ -1165,7 +862,7 @@
             <w:tcBorders>
               <w:top w:val="nil"/>
               <w:left w:val="nil"/>
-              <w:bottom w:val="single" w:sz="4" w:color="0A5260"/>
+              <w:bottom w:val="single" w:sz="8" w:space="0" w:color="0A5260"/>
               <w:right w:val="nil"/>
             </w:tcBorders>
             <w:tcMar>
@@ -1177,16 +874,16 @@
           </w:tcPr>
           <w:p>
             <w:pPr>
-              <w:spacing w:before="40" w:after="40"/>
+              <w:spacing w:before="60" w:after="60"/>
             </w:pPr>
             <w:r>
               <w:rPr>
                 <w:rFonts w:ascii="Calibri" w:hAnsi="Calibri" w:cs="Calibri"/>
                 <w:b/>
                 <w:bCs/>
-                <w:color w:val="555555"/>
-                <w:sz w:val="16"/>
-                <w:szCs w:val="16"/>
+                <w:color w:val="0A5260"/>
+                <w:sz w:val="18"/>
+                <w:szCs w:val="18"/>
                 <w:lang w:val="el-GR"/>
               </w:rPr>
               <w:t xml:space="preserve">Επίπεδο</w:t>
@@ -1201,7 +898,7 @@
             <w:tcBorders>
               <w:top w:val="nil"/>
               <w:left w:val="nil"/>
-              <w:bottom w:val="nil"/>
+              <w:bottom w:val="single" w:sz="4" w:space="0" w:color="E8ECF0"/>
               <w:right w:val="nil"/>
             </w:tcBorders>
             <w:tcMar>
@@ -1213,13 +910,14 @@
           </w:tcPr>
           <w:p>
             <w:pPr>
-              <w:spacing w:before="50" w:after="50"/>
+              <w:spacing w:before="70" w:after="70"/>
             </w:pPr>
             <w:r>
               <w:rPr>
                 <w:rFonts w:ascii="Calibri" w:hAnsi="Calibri" w:cs="Calibri"/>
-                <w:sz w:val="18"/>
-                <w:szCs w:val="18"/>
+                <w:color w:val="2D3748"/>
+                <w:sz w:val="20"/>
+                <w:szCs w:val="20"/>
                 <w:lang w:val="el-GR"/>
               </w:rPr>
               <w:t xml:space="preserve">{#languageRows}{language}</w:t>
@@ -1232,7 +930,7 @@
             <w:tcBorders>
               <w:top w:val="nil"/>
               <w:left w:val="nil"/>
-              <w:bottom w:val="nil"/>
+              <w:bottom w:val="single" w:sz="4" w:space="0" w:color="E8ECF0"/>
               <w:right w:val="nil"/>
             </w:tcBorders>
             <w:tcMar>
@@ -1244,13 +942,14 @@
           </w:tcPr>
           <w:p>
             <w:pPr>
-              <w:spacing w:before="50" w:after="50"/>
+              <w:spacing w:before="70" w:after="70"/>
             </w:pPr>
             <w:r>
               <w:rPr>
                 <w:rFonts w:ascii="Calibri" w:hAnsi="Calibri" w:cs="Calibri"/>
-                <w:sz w:val="18"/>
-                <w:szCs w:val="18"/>
+                <w:color w:val="2D3748"/>
+                <w:sz w:val="20"/>
+                <w:szCs w:val="20"/>
                 <w:lang w:val="el-GR"/>
               </w:rPr>
               <w:t xml:space="preserve">{degreeTitle}</w:t>
@@ -1263,7 +962,7 @@
             <w:tcBorders>
               <w:top w:val="nil"/>
               <w:left w:val="nil"/>
-              <w:bottom w:val="nil"/>
+              <w:bottom w:val="single" w:sz="4" w:space="0" w:color="E8ECF0"/>
               <w:right w:val="nil"/>
             </w:tcBorders>
             <w:tcMar>
@@ -1275,13 +974,14 @@
           </w:tcPr>
           <w:p>
             <w:pPr>
-              <w:spacing w:before="50" w:after="50"/>
+              <w:spacing w:before="70" w:after="70"/>
             </w:pPr>
             <w:r>
               <w:rPr>
                 <w:rFonts w:ascii="Calibri" w:hAnsi="Calibri" w:cs="Calibri"/>
-                <w:sz w:val="18"/>
-                <w:szCs w:val="18"/>
+                <w:color w:val="2D3748"/>
+                <w:sz w:val="20"/>
+                <w:szCs w:val="20"/>
                 <w:lang w:val="el-GR"/>
               </w:rPr>
               <w:t xml:space="preserve">{level}{/languageRows}</w:t>
@@ -1296,12 +996,11 @@
       </w:pPr>
       <w:r>
         <w:rPr>
-          <w:rFonts w:ascii="Calibri" w:hAnsi="Calibri" w:cs="Calibri"/>
           <w:color w:val="FFFFFF"/>
           <w:sz w:val="2"/>
           <w:szCs w:val="2"/>
         </w:rPr>
-        <w:t xml:space="preserve">{/hasLanguages}</w:t>
+        <w:t>{/hasLanguages}</w:t>
       </w:r>
     </w:p>
     <w:p>
@@ -1310,17 +1009,20 @@
       </w:pPr>
       <w:r>
         <w:rPr>
-          <w:rFonts w:ascii="Calibri" w:hAnsi="Calibri" w:cs="Calibri"/>
           <w:color w:val="FFFFFF"/>
           <w:sz w:val="2"/>
           <w:szCs w:val="2"/>
         </w:rPr>
-        <w:t xml:space="preserve">{#hasPublications}</w:t>
+        <w:t>{#hasPublications}</w:t>
       </w:r>
     </w:p>
     <w:p>
       <w:pPr>
-        <w:spacing w:before="120" w:after="60"/>
+        <w:pBdr>
+          <w:left w:val="single" w:sz="28" w:space="8" w:color="0A5260"/>
+        </w:pBdr>
+        <w:ind w:left="220"/>
+        <w:spacing w:before="180" w:after="80"/>
       </w:pPr>
       <w:r>
         <w:rPr>
@@ -1328,8 +1030,8 @@
           <w:b/>
           <w:bCs/>
           <w:color w:val="0A5260"/>
-          <w:sz w:val="22"/>
-          <w:szCs w:val="22"/>
+          <w:sz w:val="26"/>
+          <w:szCs w:val="26"/>
           <w:lang w:val="el-GR"/>
         </w:rPr>
         <w:t xml:space="preserve">ΔΗΜΟΣΙΕΥΣΕΙΣ</w:t>
@@ -1358,7 +1060,7 @@
             <w:tcBorders>
               <w:top w:val="nil"/>
               <w:left w:val="nil"/>
-              <w:bottom w:val="nil"/>
+              <w:bottom w:val="single" w:sz="4" w:space="0" w:color="E8ECF0"/>
               <w:right w:val="nil"/>
             </w:tcBorders>
             <w:tcMar>
@@ -1370,13 +1072,14 @@
           </w:tcPr>
           <w:p>
             <w:pPr>
-              <w:spacing w:before="50" w:after="50"/>
+              <w:spacing w:before="70" w:after="70"/>
             </w:pPr>
             <w:r>
               <w:rPr>
                 <w:rFonts w:ascii="Calibri" w:hAnsi="Calibri" w:cs="Calibri"/>
-                <w:sz w:val="18"/>
-                <w:szCs w:val="18"/>
+                <w:color w:val="2D3748"/>
+                <w:sz w:val="20"/>
+                <w:szCs w:val="20"/>
               </w:rPr>
               <w:t xml:space="preserve">{#publicationRows}{publicationText}{/publicationRows}</w:t>
             </w:r>
@@ -1390,12 +1093,11 @@
       </w:pPr>
       <w:r>
         <w:rPr>
-          <w:rFonts w:ascii="Calibri" w:hAnsi="Calibri" w:cs="Calibri"/>
           <w:color w:val="FFFFFF"/>
           <w:sz w:val="2"/>
           <w:szCs w:val="2"/>
         </w:rPr>
-        <w:t xml:space="preserve">{/hasPublications}</w:t>
+        <w:t>{/hasPublications}</w:t>
       </w:r>
     </w:p>
     <w:sectPr>
